--- a/CET46/StudyPlatform-report-draft-ch1-6-brand-polished.docx
+++ b/CET46/StudyPlatform-report-draft-ch1-6-brand-polished.docx
@@ -7462,7 +7462,7 @@
         <w:t>学习者、教师和系统管理员。由于项目目标强调提升知识学习的趣味性、具象化程度和持续激励，学习者不仅是课程资源的使用者，也是</w:t>
       </w:r>
       <w:r>
-        <w:t xml:space="preserve"> AI </w:t>
+        <w:t>AI</w:t>
       </w:r>
       <w:r>
         <w:t>宠物、实验平台、可视化模块、学习游戏、金币账户和兑换中心的主要体验者。</w:t>
@@ -18700,7 +18700,7 @@
           <w:noProof/>
         </w:rPr>
         <w:drawing>
-          <wp:inline distT="0" distB="0" distL="0" distR="0" wp14:anchorId="22A43889" wp14:editId="71799BC3">
+          <wp:inline distT="0" distB="0" distL="0" distR="0" wp14:anchorId="22A43889" wp14:editId="7EBD32DC">
             <wp:extent cx="5181600" cy="2827655"/>
             <wp:effectExtent l="0" t="0" r="0" b="0"/>
             <wp:docPr id="17" name="图片 7"/>
@@ -45795,6 +45795,7 @@
   <w:style w:type="character" w:default="1" w:styleId="afb">
     <w:name w:val="Default Paragraph Font"/>
     <w:uiPriority w:val="1"/>
+    <w:semiHidden/>
     <w:unhideWhenUsed/>
   </w:style>
   <w:style w:type="table" w:default="1" w:styleId="afc">
